--- a/抽離教學_數學/高一數學/融合班教學資源/第一學段/03_指數與對數/練習_4.3反函數_融合版.docx
+++ b/抽離教學_數學/高一數學/融合班教學資源/第一學段/03_指數與對數/練習_4.3反函數_融合版.docx
@@ -51,6 +51,7 @@
     </w:p>
     <w:p>
       <w:pPr>
+        <w:keepNext/>
         <w:spacing w:line="360" w:lineRule="auto" w:after="80"/>
         <w:jc w:val="left"/>
       </w:pPr>
@@ -600,6 +601,7 @@
     </w:p>
     <w:p>
       <w:pPr>
+        <w:keepNext/>
         <w:spacing w:line="360" w:lineRule="auto" w:after="80"/>
         <w:jc w:val="left"/>
       </w:pPr>
@@ -1398,6 +1400,7 @@
     </w:p>
     <w:p>
       <w:pPr>
+        <w:keepNext/>
         <w:spacing w:line="360" w:lineRule="auto" w:after="80"/>
         <w:jc w:val="left"/>
       </w:pPr>
@@ -1960,31 +1963,7 @@
             </w:r>
             <m:oMath>
               <m:r>
-                <m:t xml:space="preserve">m</m:t>
-              </m:r>
-              <m:r>
-                <m:t xml:space="preserve">a</m:t>
-              </m:r>
-              <m:r>
-                <m:t xml:space="preserve">t</m:t>
-              </m:r>
-              <m:r>
-                <m:t xml:space="preserve">h</m:t>
-              </m:r>
-              <m:r>
-                <m:t xml:space="preserve">b</m:t>
-              </m:r>
-              <m:r>
-                <m:t xml:space="preserve">b</m:t>
-              </m:r>
-              <m:r>
-                <m:t xml:space="preserve">(</m:t>
-              </m:r>
-              <m:r>
                 <m:t xml:space="preserve">R</m:t>
-              </m:r>
-              <m:r>
-                <m:t xml:space="preserve">)</m:t>
               </m:r>
             </m:oMath>
             <w:r>
@@ -2102,6 +2081,7 @@
     </w:p>
     <w:p>
       <w:pPr>
+        <w:keepNext/>
         <w:spacing w:line="360" w:lineRule="auto" w:after="80"/>
         <w:jc w:val="left"/>
       </w:pPr>
@@ -2405,32 +2385,8 @@
       </w:r>
       <m:oMath>
         <m:r>
-          <m:t xml:space="preserve">m</m:t>
-        </m:r>
-        <m:r>
-          <m:t xml:space="preserve">a</m:t>
-        </m:r>
-        <m:r>
-          <m:t xml:space="preserve">t</m:t>
-        </m:r>
-        <m:r>
-          <m:t xml:space="preserve">h</m:t>
-        </m:r>
-        <m:r>
-          <m:t xml:space="preserve">b</m:t>
-        </m:r>
-        <m:r>
-          <m:t xml:space="preserve">b</m:t>
-        </m:r>
-        <m:r>
-          <m:t xml:space="preserve">(</m:t>
-        </m:r>
-        <m:r>
           <m:t xml:space="preserve">R</m:t>
         </m:r>
-        <m:r>
-          <m:t xml:space="preserve">)</m:t>
-        </m:r>
       </m:oMath>
       <w:r>
         <w:rPr>
@@ -2442,32 +2398,8 @@
       </w:r>
       <m:oMath>
         <m:r>
-          <m:t xml:space="preserve">m</m:t>
-        </m:r>
-        <m:r>
-          <m:t xml:space="preserve">a</m:t>
-        </m:r>
-        <m:r>
-          <m:t xml:space="preserve">t</m:t>
-        </m:r>
-        <m:r>
-          <m:t xml:space="preserve">h</m:t>
-        </m:r>
-        <m:r>
-          <m:t xml:space="preserve">b</m:t>
-        </m:r>
-        <m:r>
-          <m:t xml:space="preserve">b</m:t>
-        </m:r>
-        <m:r>
-          <m:t xml:space="preserve">(</m:t>
-        </m:r>
-        <m:r>
           <m:t xml:space="preserve">R</m:t>
         </m:r>
-        <m:r>
-          <m:t xml:space="preserve">)</m:t>
-        </m:r>
       </m:oMath>
       <w:r>
         <w:rPr>
@@ -2479,31 +2411,7 @@
       </w:r>
       <m:oMath>
         <m:r>
-          <m:t xml:space="preserve">m</m:t>
-        </m:r>
-        <m:r>
-          <m:t xml:space="preserve">a</m:t>
-        </m:r>
-        <m:r>
-          <m:t xml:space="preserve">t</m:t>
-        </m:r>
-        <m:r>
-          <m:t xml:space="preserve">h</m:t>
-        </m:r>
-        <m:r>
-          <m:t xml:space="preserve">b</m:t>
-        </m:r>
-        <m:r>
-          <m:t xml:space="preserve">b</m:t>
-        </m:r>
-        <m:r>
-          <m:t xml:space="preserve">(</m:t>
-        </m:r>
-        <m:r>
           <m:t xml:space="preserve">R</m:t>
-        </m:r>
-        <m:r>
-          <m:t xml:space="preserve">)</m:t>
         </m:r>
       </m:oMath>
     </w:p>
@@ -2609,31 +2517,7 @@
       </w:r>
       <m:oMath>
         <m:r>
-          <m:t xml:space="preserve">m</m:t>
-        </m:r>
-        <m:r>
-          <m:t xml:space="preserve">a</m:t>
-        </m:r>
-        <m:r>
-          <m:t xml:space="preserve">t</m:t>
-        </m:r>
-        <m:r>
-          <m:t xml:space="preserve">h</m:t>
-        </m:r>
-        <m:r>
-          <m:t xml:space="preserve">b</m:t>
-        </m:r>
-        <m:r>
-          <m:t xml:space="preserve">b</m:t>
-        </m:r>
-        <m:r>
-          <m:t xml:space="preserve">(</m:t>
-        </m:r>
-        <m:r>
           <m:t xml:space="preserve">R</m:t>
-        </m:r>
-        <m:r>
-          <m:t xml:space="preserve">)</m:t>
         </m:r>
       </m:oMath>
       <w:r>
